--- a/tillsyn/A 30317-2026 tillsynsbegäran.docx
+++ b/tillsyn/A 30317-2026 tillsynsbegäran.docx
@@ -267,7 +267,7 @@
     <w:r>
       <w:tab/>
       <w:tab/>
-      <w:t>2026-07-29</w:t>
+      <w:t>2026-07-30</w:t>
       <w:br/>
       <w:br/>
     </w:r>

--- a/tillsyn/A 30317-2026 tillsynsbegäran.docx
+++ b/tillsyn/A 30317-2026 tillsynsbegäran.docx
@@ -267,7 +267,7 @@
     <w:r>
       <w:tab/>
       <w:tab/>
-      <w:t>2026-07-30</w:t>
+      <w:t>2026-07-31</w:t>
       <w:br/>
       <w:br/>
     </w:r>

--- a/tillsyn/A 30317-2026 tillsynsbegäran.docx
+++ b/tillsyn/A 30317-2026 tillsynsbegäran.docx
@@ -267,7 +267,7 @@
     <w:r>
       <w:tab/>
       <w:tab/>
-      <w:t>2026-07-31</w:t>
+      <w:t>2026-08-01</w:t>
       <w:br/>
       <w:br/>
     </w:r>

--- a/tillsyn/A 30317-2026 tillsynsbegäran.docx
+++ b/tillsyn/A 30317-2026 tillsynsbegäran.docx
@@ -267,7 +267,7 @@
     <w:r>
       <w:tab/>
       <w:tab/>
-      <w:t>2026-08-01</w:t>
+      <w:t>2026-08-02</w:t>
       <w:br/>
       <w:br/>
     </w:r>

--- a/tillsyn/A 30317-2026 tillsynsbegäran.docx
+++ b/tillsyn/A 30317-2026 tillsynsbegäran.docx
@@ -267,7 +267,7 @@
     <w:r>
       <w:tab/>
       <w:tab/>
-      <w:t>2026-08-02</w:t>
+      <w:t>2026-08-03</w:t>
       <w:br/>
       <w:br/>
     </w:r>

--- a/tillsyn/A 30317-2026 tillsynsbegäran.docx
+++ b/tillsyn/A 30317-2026 tillsynsbegäran.docx
@@ -267,7 +267,7 @@
     <w:r>
       <w:tab/>
       <w:tab/>
-      <w:t>2026-08-03</w:t>
+      <w:t>2026-08-05</w:t>
       <w:br/>
       <w:br/>
     </w:r>

--- a/tillsyn/A 30317-2026 tillsynsbegäran.docx
+++ b/tillsyn/A 30317-2026 tillsynsbegäran.docx
@@ -267,7 +267,7 @@
     <w:r>
       <w:tab/>
       <w:tab/>
-      <w:t>2026-08-05</w:t>
+      <w:t>2026-08-07</w:t>
       <w:br/>
       <w:br/>
     </w:r>

--- a/tillsyn/A 30317-2026 tillsynsbegäran.docx
+++ b/tillsyn/A 30317-2026 tillsynsbegäran.docx
@@ -267,7 +267,7 @@
     <w:r>
       <w:tab/>
       <w:tab/>
-      <w:t>2026-08-07</w:t>
+      <w:t>2026-08-08</w:t>
       <w:br/>
       <w:br/>
     </w:r>

--- a/tillsyn/A 30317-2026 tillsynsbegäran.docx
+++ b/tillsyn/A 30317-2026 tillsynsbegäran.docx
@@ -690,7 +690,7 @@
     <w:r>
       <w:tab/>
       <w:tab/>
-      <w:t>2026-08-15</w:t>
+      <w:t>2026-08-16</w:t>
       <w:br/>
       <w:br/>
     </w:r>

--- a/tillsyn/A 30317-2026 tillsynsbegäran.docx
+++ b/tillsyn/A 30317-2026 tillsynsbegäran.docx
@@ -690,7 +690,7 @@
     <w:r>
       <w:tab/>
       <w:tab/>
-      <w:t>2026-08-16</w:t>
+      <w:t>2026-08-17</w:t>
       <w:br/>
       <w:br/>
     </w:r>

--- a/tillsyn/A 30317-2026 tillsynsbegäran.docx
+++ b/tillsyn/A 30317-2026 tillsynsbegäran.docx
@@ -690,7 +690,7 @@
     <w:r>
       <w:tab/>
       <w:tab/>
-      <w:t>2026-08-17</w:t>
+      <w:t>2026-08-18</w:t>
       <w:br/>
       <w:br/>
     </w:r>

--- a/tillsyn/A 30317-2026 tillsynsbegäran.docx
+++ b/tillsyn/A 30317-2026 tillsynsbegäran.docx
@@ -690,7 +690,7 @@
     <w:r>
       <w:tab/>
       <w:tab/>
-      <w:t>2026-08-18</w:t>
+      <w:t>2026-08-19</w:t>
       <w:br/>
       <w:br/>
     </w:r>

--- a/tillsyn/A 30317-2026 tillsynsbegäran.docx
+++ b/tillsyn/A 30317-2026 tillsynsbegäran.docx
@@ -690,7 +690,7 @@
     <w:r>
       <w:tab/>
       <w:tab/>
-      <w:t>2026-08-19</w:t>
+      <w:t>2026-08-20</w:t>
       <w:br/>
       <w:br/>
     </w:r>

--- a/tillsyn/A 30317-2026 tillsynsbegäran.docx
+++ b/tillsyn/A 30317-2026 tillsynsbegäran.docx
@@ -690,7 +690,7 @@
     <w:r>
       <w:tab/>
       <w:tab/>
-      <w:t>2026-08-20</w:t>
+      <w:t>2026-08-21</w:t>
       <w:br/>
       <w:br/>
     </w:r>

--- a/tillsyn/A 30317-2026 tillsynsbegäran.docx
+++ b/tillsyn/A 30317-2026 tillsynsbegäran.docx
@@ -7,7 +7,7 @@
         <w:pStyle w:val="Title"/>
       </w:pPr>
       <w:r>
-        <w:t>Tillsynsbegäran – information om höga naturvärden i avverkningsanmälan A 30317-2026 i Kinda kommun</w:t>
+        <w:t>Tillsynsbegäran – information om höga naturvärden och fridlysta arter i avverkningsanmälan A 30317-2026 i Kinda kommun</w:t>
       </w:r>
     </w:p>
     <w:p>
@@ -22,7 +22,7 @@
       <w:r>
         <w:drawing>
           <wp:inline xmlns:a="http://schemas.openxmlformats.org/drawingml/2006/main" xmlns:pic="http://schemas.openxmlformats.org/drawingml/2006/picture">
-            <wp:extent cx="5486400" cy="5201711"/>
+            <wp:extent cx="5486400" cy="5320488"/>
             <wp:docPr id="1" name="Picture 1"/>
             <wp:cNvGraphicFramePr>
               <a:graphicFrameLocks noChangeAspect="1"/>
@@ -43,7 +43,7 @@
                   <pic:spPr>
                     <a:xfrm>
                       <a:off x="0" y="0"/>
-                      <a:ext cx="5486400" cy="5201711"/>
+                      <a:ext cx="5486400" cy="5320488"/>
                     </a:xfrm>
                     <a:prstGeom prst="rect"/>
                   </pic:spPr>
@@ -65,7 +65,7 @@
     </w:p>
     <w:p>
       <w:r>
-        <w:t>I och inom 14 meter från avverkningsanmälan finns fynd av 6 naturvårdsarter, varav 3 är rödlistade, 6 är typiska (T) och 2 är signalarter (S): dvärgbägarlav (NT, T), reliktbock (NT, T), vedskivlav (NT, T), grovticka (S, T), grönpyrola (S, T) och ekbräken (T). Se Figur 1.</w:t>
+        <w:t>I och inom 14 meter från avverkningsanmälan finns fynd av 12 naturvårdsarter, varav 6 är rödlistade, 2 är fridlysta, 11 är typiska (T) och 4 är signalarter (S): dvärgbägarlav (NT, T), ekticka (NT, T), reliktbock (NT, T), talltita (NT, §4), vedskivlav (NT, T), vedtrappmossa (NT, T), blomskägglav (S, T), fällmossa (S, T), grovticka (S, T), grönpyrola (S, T), ekbräken (T) och spillkråka (T, §4). Se Figur 1.</w:t>
       </w:r>
     </w:p>
     <w:p>
@@ -101,7 +101,7 @@
     </w:p>
     <w:p>
       <w:r>
-        <w:t>Nedan följer beskrivningar av de naturvårdsarter och fridlysta arter som har sina livsmiljöer och växtplatser i den avverkningsanmälda skogen. De påträffade naturvårdsarterna är ett tydligt kvitto på att det rör sig om en skog med höga naturvärden.</w:t>
+        <w:t>Nedan följer beskrivningar av de naturvårdsarter och fridlysta arter som har sina livsmiljöer och växtplatser i den avverkningsanmälda skogen. Se även ytterligare artfakta i BILAGA 1. De påträffade naturvårdsarterna är ett tydligt kvitto på att det rör sig om en skog med höga naturvärden.</w:t>
       </w:r>
     </w:p>
     <w:p>
@@ -129,6 +129,26 @@
         <w:rPr>
           <w:b/>
         </w:rPr>
+        <w:t>Ekticka (NT)</w:t>
+      </w:r>
+      <w:r>
+        <w:t xml:space="preserve"> påträffas i löv- och blandskog och hagmark där den växer på levande oftast äldre eller senvuxna ekar. Minskningstakten för den svenska populationen har uppgått till 15 % under de senaste 50 åren och bedöms vara nära gränsvärdet för Sårbar (VU). Ekticka är typisk art för </w:t>
+      </w:r>
+      <w:r>
+        <w:rPr>
+          <w:i/>
+        </w:rPr>
+        <w:t xml:space="preserve">9020 Nordlig ädellövskog </w:t>
+      </w:r>
+      <w:r>
+        <w:t>(SLU Artdatabanken, 2025).</w:t>
+      </w:r>
+    </w:p>
+    <w:p>
+      <w:r>
+        <w:rPr>
+          <w:b/>
+        </w:rPr>
         <w:t>Reliktbock (NT)</w:t>
       </w:r>
       <w:r>
@@ -158,6 +178,17 @@
         <w:rPr>
           <w:b/>
         </w:rPr>
+        <w:t>Talltita (NT, §4)</w:t>
+      </w:r>
+      <w:r>
+        <w:t>, rödlistad som nära hotad och prioriterad art i Skogsvårdslagen, har häckningsrevir i anmälan. Arten har minskat kraftigt de senaste 30 åren och minskningstakten innevarande 10-årsperiod beräknas till 20 (10–30) %. Talltitan är synnerligen trogen sitt cirka 15 hektar stora revir och är beroende av flerskiktade olikåldriga skogar för att kunna föda upp sina ungar. Talltitan försvinner om dess livsmiljö kalavverkas (Eggers &amp; Low, 2014; Ekman, 1979; Griesser et al, 2007; Klein, 2020; Siffczyk et al, 2003; SLU Artdatabanken, 2021).</w:t>
+      </w:r>
+    </w:p>
+    <w:p>
+      <w:r>
+        <w:rPr>
+          <w:b/>
+        </w:rPr>
         <w:t>Vedskivlav (NT)</w:t>
       </w:r>
       <w:r>
@@ -178,6 +209,84 @@
         <w:rPr>
           <w:b/>
         </w:rPr>
+        <w:t xml:space="preserve">Vedtrappmossa (NT) </w:t>
+      </w:r>
+      <w:r>
+        <w:t xml:space="preserve">växer på död ved, främst i gammal granskog. Den förekommer knappast alls i fjällnära barrskogar utan finns i skogslandskapet nedom fjällen och framför allt i landets södra delar är den en mycket bra signalart för barrnaturskog med höga naturvärden. Skogsavverkning och brist på grov död ved i skogen är de allvarligaste hoten och den överlever inte kalhyggesbruk. Lokaler med sluten granskog, tillräckligt stora för att säkerställa ett kontinuerligt tillskott på grova lågor, bör undantas från storskaligt skogsbruk. Vedtrappmossa är typisk art för </w:t>
+      </w:r>
+      <w:r>
+        <w:rPr>
+          <w:i/>
+        </w:rPr>
+        <w:t>9010 Taiga</w:t>
+      </w:r>
+      <w:r>
+        <w:t xml:space="preserve"> (SLU Artdatabanken, 2024).</w:t>
+      </w:r>
+    </w:p>
+    <w:p>
+      <w:r>
+        <w:rPr>
+          <w:b/>
+        </w:rPr>
+        <w:t>Blomskägglav</w:t>
+      </w:r>
+      <w:r>
+        <w:t xml:space="preserve"> är en ljusälskande och fuktighetskrävande art som framför allt växer på ek högt upp i trädkronorna, där den sitter på ovansidan av klena grenar. Blomskägglav är en bra signalart, speciellt för artfattiga ekskogar med få andra signalarter och ekar i skogsbryn med rika bestånd av olika skägglavar bör regelmässigt sparas. Blomskägglav är typisk art för </w:t>
+      </w:r>
+      <w:r>
+        <w:rPr>
+          <w:i/>
+        </w:rPr>
+        <w:t>9160 Näringsrik ekskog</w:t>
+      </w:r>
+      <w:r>
+        <w:t xml:space="preserve"> och </w:t>
+      </w:r>
+      <w:r>
+        <w:rPr>
+          <w:i/>
+        </w:rPr>
+        <w:t>9190 Näringsfattig ekskog</w:t>
+      </w:r>
+      <w:r>
+        <w:t xml:space="preserve"> (SLU Artdatabanken, 2024; Nitare &amp; Skogsstyrelsen, 2019).</w:t>
+      </w:r>
+    </w:p>
+    <w:p>
+      <w:r>
+        <w:rPr>
+          <w:b/>
+        </w:rPr>
+        <w:t>Fällmossa</w:t>
+      </w:r>
+      <w:r>
+        <w:t xml:space="preserve"> indikerar i stort sett alltid områden med höga naturvärden, skog med lång kontinuitet, gamla träd, hög luftfuktighet och stabila förhållanden. Sporkapslar finnar man enbart på extra skyddsvärda lokaler. Fällmossa är typisk art för </w:t>
+      </w:r>
+      <w:r>
+        <w:rPr>
+          <w:i/>
+        </w:rPr>
+        <w:t xml:space="preserve">9020 Nordlig ädellövskog, 9110 Näringsfattig bokskog, 9130 Näringsrik bokskog, 9160 Näringsrik ekskog, 9180 Ädellövskog i branter </w:t>
+      </w:r>
+      <w:r>
+        <w:t>och</w:t>
+      </w:r>
+      <w:r>
+        <w:rPr>
+          <w:i/>
+        </w:rPr>
+        <w:t xml:space="preserve"> 9190 Näringsfattig ekskog</w:t>
+      </w:r>
+      <w:r>
+        <w:t xml:space="preserve"> (SLU Artdatabanken, 2024; Nitare &amp; Skogsstyrelsen, 2019).</w:t>
+      </w:r>
+    </w:p>
+    <w:p>
+      <w:r>
+        <w:rPr>
+          <w:b/>
+        </w:rPr>
         <w:t>Grovticka</w:t>
       </w:r>
       <w:r>
@@ -240,6 +349,35 @@
       </w:r>
       <w:r>
         <w:t xml:space="preserve"> (SLU Artdatabanken, 2025).</w:t>
+      </w:r>
+    </w:p>
+    <w:p>
+      <w:r>
+        <w:rPr>
+          <w:b/>
+        </w:rPr>
+        <w:t>Spillkråka (§4)</w:t>
+      </w:r>
+      <w:r>
+        <w:t xml:space="preserve"> omfattas av bilaga 1 i EU:s fågeldirektiv och är typisk art för </w:t>
+      </w:r>
+      <w:r>
+        <w:rPr>
+          <w:i/>
+        </w:rPr>
+        <w:t xml:space="preserve">9010 Taiga </w:t>
+      </w:r>
+      <w:r>
+        <w:t>och</w:t>
+      </w:r>
+      <w:r>
+        <w:rPr>
+          <w:i/>
+        </w:rPr>
+        <w:t xml:space="preserve"> 9740 Skogsbevuxen myr</w:t>
+      </w:r>
+      <w:r>
+        <w:t>. Den behöver grova träd, främst tall, asp och bok som boträd. Skogsbruk med korta omloppstider och täta, homogena ungskogar utgör det största hotet. Spillkråka är en nyckelart i skogliga miljöer vars övergivna bohål utnyttjas av flera andra hålhäckande fågelarter och fladdermöss, däribland pärluggla (EN, §4), knipa (§4), salskrake (§4) och skogsduva (§4). Hökuggla (VU, §4) och slaguggla (§4) häckar ofta i högstubbar som brutits av i höjd med ett gammalt spillkråkebo (SLU Artdatabanken, 2026; Skogsstyrelsen, 2016).</w:t>
       </w:r>
     </w:p>
     <w:p>
@@ -247,17 +385,39 @@
         <w:pStyle w:val="Heading1"/>
       </w:pPr>
       <w:r>
-        <w:t>Typiska arter och EU:s art- och habitatdirektiv</w:t>
+        <w:t>EU:s fågeldirektiv</w:t>
       </w:r>
     </w:p>
     <w:p>
       <w:r>
-        <w:t>Typiska arter används för att lokalisera områden med gynnsam bevarandestatus för de naturtyper som är listade i EU:s art- och habitatdirektiv. Ett exempel är Västlig taiga (EU-kod 9010) som saknar gynnsam bevarandestatus och minskar starkt som naturtyp i Sverige. Naturvårdsverket skriver i sin vägledning för Västlig taiga att dylika miljöer förutsätter normalt att skogarna skyddas långsiktigt, eftersom skogsbruk inte är förenligt med bevarande av naturtypen i gynnsamt tillstånd (Naturvårdsverket, 2011).</w:t>
+        <w:t xml:space="preserve">Europeiska unionens medlemsländer är skyldiga att agera i enlighet med EU:s fågeldirektiv där det uttryckligen står att direktivet gäller för fåglar samt för deras ägg, bon och </w:t>
+      </w:r>
+      <w:r>
+        <w:rPr>
+          <w:b/>
+        </w:rPr>
+        <w:t xml:space="preserve">livsmiljöer </w:t>
+      </w:r>
+      <w:r>
+        <w:t>(artikel 1). Vidare att de åtgärder som vidtas inte får leda till en försämring av den nuvarande situationen beträffande bevarandet av de fågelarter som avses i artikel 1 (artikel 13). Fågeldirektivet är styrande för tillsynsansvariga myndigheters ärendehantering, ställningstaganden och beslutsfattande.</w:t>
       </w:r>
     </w:p>
     <w:p>
-      <w:r>
-        <w:t>Följande typiska arter har sina livsmiljöer och växtplatser i den avverkningsanmälda skogen: dvärgbägarlav (NT, T), reliktbock (NT, T), vedskivlav (NT, T), grovticka (S, T), grönpyrola (S, T) och ekbräken (T).</w:t>
+      <w:pPr>
+        <w:pStyle w:val="Heading1"/>
+      </w:pPr>
+      <w:r>
+        <w:t>Typiska arter och EU:s art- och habitatdirektiv</w:t>
+      </w:r>
+    </w:p>
+    <w:p>
+      <w:r>
+        <w:t>Typiska arter används för att lokalisera områden med gynnsam bevarandestatus för de naturtyper som är listade i EU:s art- och habitatdirektiv. Ett exempel är Västlig taiga (EU-kod 9010) som saknar gynnsam bevarandestatus och minskar starkt som naturtyp i Sverige. Naturvårdsverket skriver i sin vägledning för Västlig taiga att dylika miljöer förutsätter normalt att skogarna skyddas långsiktigt, eftersom skogsbruk inte är förenligt med bevarande av naturtypen i gynnsamt tillstånd (Naturvårdsverket, 2011).</w:t>
+      </w:r>
+    </w:p>
+    <w:p>
+      <w:r>
+        <w:t>Följande typiska arter har sina livsmiljöer och växtplatser i den avverkningsanmälda skogen: dvärgbägarlav (NT, T), ekticka (NT, T), reliktbock (NT, T), vedskivlav (NT, T), vedtrappmossa (NT, T), blomskägglav (S, T), fällmossa (S, T), grovticka (S, T), grönpyrola (S, T), ekbräken (T) och spillkråka (T, §4).</w:t>
       </w:r>
     </w:p>
     <w:p>
@@ -324,7 +484,212 @@
         <w:pStyle w:val="Title"/>
       </w:pPr>
       <w:r>
-        <w:t>BILAGA 1 – EU:s art- och habitatdirektiv, fågeldirektiv och naturrestaureringsförordning</w:t>
+        <w:t>BILAGA 1 – Fridlysta arter</w:t>
+      </w:r>
+    </w:p>
+    <w:p>
+      <w:pPr>
+        <w:pStyle w:val="Heading1"/>
+      </w:pPr>
+      <w:r>
+        <w:t>Talltita – ekologi samt krav på livsmiljön</w:t>
+      </w:r>
+    </w:p>
+    <w:p>
+      <w:r>
+        <w:t>Talltita är rödlistad som NT, fridlyst och prioriterad art i Skogsvårdslagen. Den omfattas av EU:s fågeldirektiv. Arten har minskat kraftigt de senaste 30 åren och minskningstakten innevarande 10-årsperiod beräknas till 20 (10–30) % (SLU Artdatabanken, 2022).</w:t>
+      </w:r>
+    </w:p>
+    <w:p>
+      <w:r>
+        <w:t>Talltita föredrar större sammanhängande barrskogar, och finns såväl i tallskog som granskog och i lövblandad barrskog. Skogens struktur är viktig och ska helst vara flerskiktad med riklig underväxt av mindre granar, björk och andra lövträd och buskar. Tillgång på murknande högstubbar är särskilt viktig, eftersom talltitan helst själv hackar ut sitt bohål (SLU Artdatabanken, 2022).</w:t>
+      </w:r>
+    </w:p>
+    <w:p>
+      <w:r>
+        <w:t>Det finns flera studier som visar att talltita är känslig för gallring och inte överlever när dess livsmiljö kalavverkas (Eggers and Low, 2014; Griesser et al., 2007; Klein, 2020). Talltitans revir är förhållandevis stora, 10–20 hektar och arten missgynnas när skogen fragmenteras. Kalavverkning av större delar av reviret innebär att det överges (Artdatabanken, 2021).</w:t>
+      </w:r>
+    </w:p>
+    <w:p>
+      <w:r>
+        <w:t>Talltitan är synnerligen trogen sitt revir så länge paret lever och biotopen förblir intakt. Paret stannar i sitt revir året om. En förlust av ett revir har därför en stor inverkan på den lokala populationen och trakthyggesbruket anses vara orsak till den svenska populationens kraftiga minskning. Talltiteparets revirtrohet innebär att närhelst under året man observerar en adult talltita så ingår denna plats i reviret (Siffczyk et al., 2003; Ekman, 1979).</w:t>
+      </w:r>
+    </w:p>
+    <w:p>
+      <w:pPr>
+        <w:pStyle w:val="Heading2"/>
+      </w:pPr>
+      <w:r>
+        <w:t>Referenser – talltita</w:t>
+      </w:r>
+    </w:p>
+    <w:p>
+      <w:r>
+        <w:t xml:space="preserve">Eggers, S., Low, M., 2014. </w:t>
+      </w:r>
+      <w:r>
+        <w:rPr>
+          <w:i/>
+        </w:rPr>
+        <w:t xml:space="preserve">Differential demographic responses of sympatric Parids to vegetation management in boreal forest. </w:t>
+      </w:r>
+      <w:r>
+        <w:t>For. Ecol. Manage. 319, 169–175.</w:t>
+      </w:r>
+    </w:p>
+    <w:p>
+      <w:r>
+        <w:t xml:space="preserve">Ekman, J., 1979. </w:t>
+      </w:r>
+      <w:r>
+        <w:rPr>
+          <w:i/>
+        </w:rPr>
+        <w:t xml:space="preserve">Coherence, composition and territories of winter social groups of the Willow Tit Parus montanus and the Crested Tit P. cristatus. </w:t>
+      </w:r>
+      <w:r>
+        <w:t>Ornis Scandinavica, 10, pp 56–68</w:t>
+      </w:r>
+    </w:p>
+    <w:p>
+      <w:r>
+        <w:t xml:space="preserve">Griesser, M., Nystrand, M., Eggers, S., Ekman, J., 2007. </w:t>
+      </w:r>
+      <w:r>
+        <w:rPr>
+          <w:i/>
+        </w:rPr>
+        <w:t xml:space="preserve">Impact of forestry practices on fitness correlates and population productivity in an open-nesting bird species. </w:t>
+      </w:r>
+      <w:r>
+        <w:t>Conserv. Biol. 21, 767–774. https://doi.org/10.1111/j.1523- 1739.2007.00675.x</w:t>
+      </w:r>
+    </w:p>
+    <w:p>
+      <w:r>
+        <w:t xml:space="preserve">Klein, J., 2020. </w:t>
+      </w:r>
+      <w:r>
+        <w:rPr>
+          <w:i/>
+        </w:rPr>
+        <w:t xml:space="preserve">The forgotten forest – On thinning, retention, and biodiversity in the boreal forest. </w:t>
+      </w:r>
+      <w:r>
+        <w:t>Doctoral Thesis No. 2020:50</w:t>
+      </w:r>
+    </w:p>
+    <w:p>
+      <w:r>
+        <w:t xml:space="preserve">Siffczyk, C., Brotons, L., Kangas, K., Orell, M., 2003. </w:t>
+      </w:r>
+      <w:r>
+        <w:rPr>
+          <w:i/>
+        </w:rPr>
+        <w:t xml:space="preserve">Home range size of willow tits. </w:t>
+      </w:r>
+      <w:r>
+        <w:t>Oecologica, 136, 635–642 (2003)</w:t>
+      </w:r>
+    </w:p>
+    <w:p>
+      <w:r>
+        <w:t xml:space="preserve">SLU Artdatabanken, 2021. </w:t>
+      </w:r>
+      <w:r>
+        <w:rPr>
+          <w:i/>
+        </w:rPr>
+        <w:t xml:space="preserve">Artfaktablad. Naturvård – artfakta. </w:t>
+      </w:r>
+      <w:r>
+        <w:t>SLU Artdatabanken, Uppsala</w:t>
+      </w:r>
+    </w:p>
+    <w:p>
+      <w:pPr>
+        <w:pStyle w:val="Heading1"/>
+      </w:pPr>
+      <w:r>
+        <w:t>Spillkråka – ekologi samt krav på livsmiljön</w:t>
+      </w:r>
+    </w:p>
+    <w:p>
+      <w:r>
+        <w:t xml:space="preserve">Spillkråka (§4) ingår i bilaga 1 EU:s fågeldirektiv och är typisk art för </w:t>
+      </w:r>
+      <w:r>
+        <w:rPr>
+          <w:i/>
+        </w:rPr>
+        <w:t xml:space="preserve">9010 Taiga </w:t>
+      </w:r>
+      <w:r>
+        <w:t>och</w:t>
+      </w:r>
+      <w:r>
+        <w:rPr>
+          <w:i/>
+        </w:rPr>
+        <w:t xml:space="preserve"> 9740 Skogsbevuxen myr</w:t>
+      </w:r>
+      <w:r>
+        <w:t>. Den lever i både barr- och blandskog liksom i ren lövskog. De tätaste populationerna tenderar att finnas i äldre, variationsrik blandskog med gott om död ved och gamla träd. Varje par utnyttjar 400–1000 hektar skog beroende på skogens kvalitet. Skogsbruk med korta omloppstider och täta, homogena ungskogar utgör det största hotet (SLU Artdatabanken, 2026).</w:t>
+      </w:r>
+    </w:p>
+    <w:p>
+      <w:r>
+        <w:t>Spillkråka är en nyckelart i skogliga miljöer vars övergivna bohål utnyttjas av flera andra hålhäckande fågelarter och fladdermöss, däribland pärluggla (EN, §4), knipa (§4), salskrake (§4) och skogsduva (§4). Hökuggla (VU, §4) och slaguggla (§4) häckar ofta i högstubbar som brutits av i höjd med ett gammalt spillkråkebo (Skogsstyrelsen, 2016).</w:t>
+      </w:r>
+    </w:p>
+    <w:p>
+      <w:pPr>
+        <w:pStyle w:val="Heading2"/>
+      </w:pPr>
+      <w:r>
+        <w:t>Referenser – spillkråka</w:t>
+      </w:r>
+    </w:p>
+    <w:p>
+      <w:r>
+        <w:t xml:space="preserve">Skogsstyrelsen, 2016. </w:t>
+      </w:r>
+      <w:r>
+        <w:rPr>
+          <w:i/>
+        </w:rPr>
+        <w:t xml:space="preserve">Vägledning för hänsyn till spillkråka. </w:t>
+      </w:r>
+      <w:r>
+        <w:t>Vägledningar och kunskapsstöd artskydd – Skogsstyrelsen.</w:t>
+      </w:r>
+    </w:p>
+    <w:p>
+      <w:r>
+        <w:t xml:space="preserve">SLU Artdatabanken, 2026. </w:t>
+      </w:r>
+      <w:r>
+        <w:rPr>
+          <w:i/>
+        </w:rPr>
+        <w:t xml:space="preserve">Artfaktablad. Naturvård – artfakta. </w:t>
+      </w:r>
+      <w:r>
+        <w:t>SLU Artdatabanken, Uppsala.</w:t>
+      </w:r>
+    </w:p>
+    <w:p>
+      <w:r>
+        <w:br w:type="page"/>
+      </w:r>
+    </w:p>
+    <w:p>
+      <w:pPr>
+        <w:pStyle w:val="Title"/>
+      </w:pPr>
+      <w:r>
+        <w:t>BILAGA 2 – EU:s art- och habitatdirektiv, fågeldirektiv och naturrestaureringsförordning</w:t>
       </w:r>
     </w:p>
     <w:p>
@@ -690,7 +1055,7 @@
     <w:r>
       <w:tab/>
       <w:tab/>
-      <w:t>2026-08-21</w:t>
+      <w:t>2026-08-22</w:t>
       <w:br/>
       <w:br/>
     </w:r>

--- a/tillsyn/A 30317-2026 tillsynsbegäran.docx
+++ b/tillsyn/A 30317-2026 tillsynsbegäran.docx
@@ -1055,7 +1055,7 @@
     <w:r>
       <w:tab/>
       <w:tab/>
-      <w:t>2026-08-22</w:t>
+      <w:t>2026-08-23</w:t>
       <w:br/>
       <w:br/>
     </w:r>

--- a/tillsyn/A 30317-2026 tillsynsbegäran.docx
+++ b/tillsyn/A 30317-2026 tillsynsbegäran.docx
@@ -1055,7 +1055,7 @@
     <w:r>
       <w:tab/>
       <w:tab/>
-      <w:t>2026-08-23</w:t>
+      <w:t>2026-08-24</w:t>
       <w:br/>
       <w:br/>
     </w:r>

--- a/tillsyn/A 30317-2026 tillsynsbegäran.docx
+++ b/tillsyn/A 30317-2026 tillsynsbegäran.docx
@@ -1055,7 +1055,7 @@
     <w:r>
       <w:tab/>
       <w:tab/>
-      <w:t>2026-08-24</w:t>
+      <w:t>2026-08-25</w:t>
       <w:br/>
       <w:br/>
     </w:r>

--- a/tillsyn/A 30317-2026 tillsynsbegäran.docx
+++ b/tillsyn/A 30317-2026 tillsynsbegäran.docx
@@ -1055,7 +1055,7 @@
     <w:r>
       <w:tab/>
       <w:tab/>
-      <w:t>2026-08-25</w:t>
+      <w:t>2026-08-26</w:t>
       <w:br/>
       <w:br/>
     </w:r>

--- a/tillsyn/A 30317-2026 tillsynsbegäran.docx
+++ b/tillsyn/A 30317-2026 tillsynsbegäran.docx
@@ -1055,7 +1055,7 @@
     <w:r>
       <w:tab/>
       <w:tab/>
-      <w:t>2026-08-26</w:t>
+      <w:t>2026-08-27</w:t>
       <w:br/>
       <w:br/>
     </w:r>

--- a/tillsyn/A 30317-2026 tillsynsbegäran.docx
+++ b/tillsyn/A 30317-2026 tillsynsbegäran.docx
@@ -1055,7 +1055,7 @@
     <w:r>
       <w:tab/>
       <w:tab/>
-      <w:t>2026-08-27</w:t>
+      <w:t>2026-08-28</w:t>
       <w:br/>
       <w:br/>
     </w:r>

--- a/tillsyn/A 30317-2026 tillsynsbegäran.docx
+++ b/tillsyn/A 30317-2026 tillsynsbegäran.docx
@@ -1055,7 +1055,7 @@
     <w:r>
       <w:tab/>
       <w:tab/>
-      <w:t>2026-08-28</w:t>
+      <w:t>2026-08-29</w:t>
       <w:br/>
       <w:br/>
     </w:r>

--- a/tillsyn/A 30317-2026 tillsynsbegäran.docx
+++ b/tillsyn/A 30317-2026 tillsynsbegäran.docx
@@ -1055,7 +1055,7 @@
     <w:r>
       <w:tab/>
       <w:tab/>
-      <w:t>2026-08-29</w:t>
+      <w:t>2026-08-31</w:t>
       <w:br/>
       <w:br/>
     </w:r>

--- a/tillsyn/A 30317-2026 tillsynsbegäran.docx
+++ b/tillsyn/A 30317-2026 tillsynsbegäran.docx
@@ -1055,7 +1055,7 @@
     <w:r>
       <w:tab/>
       <w:tab/>
-      <w:t>2026-08-31</w:t>
+      <w:t>2026-09-01</w:t>
       <w:br/>
       <w:br/>
     </w:r>

--- a/tillsyn/A 30317-2026 tillsynsbegäran.docx
+++ b/tillsyn/A 30317-2026 tillsynsbegäran.docx
@@ -1055,7 +1055,7 @@
     <w:r>
       <w:tab/>
       <w:tab/>
-      <w:t>2026-09-01</w:t>
+      <w:t>2026-09-02</w:t>
       <w:br/>
       <w:br/>
     </w:r>

--- a/tillsyn/A 30317-2026 tillsynsbegäran.docx
+++ b/tillsyn/A 30317-2026 tillsynsbegäran.docx
@@ -1055,7 +1055,7 @@
     <w:r>
       <w:tab/>
       <w:tab/>
-      <w:t>2026-09-02</w:t>
+      <w:t>2026-09-03</w:t>
       <w:br/>
       <w:br/>
     </w:r>

--- a/tillsyn/A 30317-2026 tillsynsbegäran.docx
+++ b/tillsyn/A 30317-2026 tillsynsbegäran.docx
@@ -1055,7 +1055,7 @@
     <w:r>
       <w:tab/>
       <w:tab/>
-      <w:t>2026-09-03</w:t>
+      <w:t>2026-09-04</w:t>
       <w:br/>
       <w:br/>
     </w:r>

--- a/tillsyn/A 30317-2026 tillsynsbegäran.docx
+++ b/tillsyn/A 30317-2026 tillsynsbegäran.docx
@@ -1055,7 +1055,7 @@
     <w:r>
       <w:tab/>
       <w:tab/>
-      <w:t>2026-09-04</w:t>
+      <w:t>2026-09-05</w:t>
       <w:br/>
       <w:br/>
     </w:r>

--- a/tillsyn/A 30317-2026 tillsynsbegäran.docx
+++ b/tillsyn/A 30317-2026 tillsynsbegäran.docx
@@ -1055,7 +1055,7 @@
     <w:r>
       <w:tab/>
       <w:tab/>
-      <w:t>2026-09-05</w:t>
+      <w:t>2026-09-06</w:t>
       <w:br/>
       <w:br/>
     </w:r>

--- a/tillsyn/A 30317-2026 tillsynsbegäran.docx
+++ b/tillsyn/A 30317-2026 tillsynsbegäran.docx
@@ -1055,7 +1055,7 @@
     <w:r>
       <w:tab/>
       <w:tab/>
-      <w:t>2026-09-06</w:t>
+      <w:t>2026-09-07</w:t>
       <w:br/>
       <w:br/>
     </w:r>

--- a/tillsyn/A 30317-2026 tillsynsbegäran.docx
+++ b/tillsyn/A 30317-2026 tillsynsbegäran.docx
@@ -1055,7 +1055,7 @@
     <w:r>
       <w:tab/>
       <w:tab/>
-      <w:t>2026-09-07</w:t>
+      <w:t>2026-09-08</w:t>
       <w:br/>
       <w:br/>
     </w:r>

--- a/tillsyn/A 30317-2026 tillsynsbegäran.docx
+++ b/tillsyn/A 30317-2026 tillsynsbegäran.docx
@@ -1055,7 +1055,7 @@
     <w:r>
       <w:tab/>
       <w:tab/>
-      <w:t>2026-09-08</w:t>
+      <w:t>2026-09-09</w:t>
       <w:br/>
       <w:br/>
     </w:r>

--- a/tillsyn/A 30317-2026 tillsynsbegäran.docx
+++ b/tillsyn/A 30317-2026 tillsynsbegäran.docx
@@ -1055,7 +1055,7 @@
     <w:r>
       <w:tab/>
       <w:tab/>
-      <w:t>2026-09-09</w:t>
+      <w:t>2026-09-10</w:t>
       <w:br/>
       <w:br/>
     </w:r>

--- a/tillsyn/A 30317-2026 tillsynsbegäran.docx
+++ b/tillsyn/A 30317-2026 tillsynsbegäran.docx
@@ -1055,7 +1055,7 @@
     <w:r>
       <w:tab/>
       <w:tab/>
-      <w:t>2026-09-10</w:t>
+      <w:t>2026-09-11</w:t>
       <w:br/>
       <w:br/>
     </w:r>

--- a/tillsyn/A 30317-2026 tillsynsbegäran.docx
+++ b/tillsyn/A 30317-2026 tillsynsbegäran.docx
@@ -1055,7 +1055,7 @@
     <w:r>
       <w:tab/>
       <w:tab/>
-      <w:t>2026-09-11</w:t>
+      <w:t>2026-09-12</w:t>
       <w:br/>
       <w:br/>
     </w:r>
